--- a/mandarin/materials/worksheets.docx
+++ b/mandarin/materials/worksheets.docx
@@ -1492,7 +1492,7 @@
           <w:b w:val="0"/>
           <w:sz w:val="18"/>
         </w:rPr>
-        <w:t>Основа: пособие «Мандарин», с. 15–17; паспорт пособия «Великий», §6.4. Исходный цветок выполняется отдельно в исходная тетрадь, задание 9.</w:t>
+        <w:t>Основа: пособие «Мандарин», с. 15–17; паспорт пособия «Великий», §6.4. Исходный цветок выполняется отдельно в исходной тетради, задание 9.</w:t>
       </w:r>
     </w:p>
     <w:p>
